--- a/documentos/semana-2/estrategia_pruebas_solventa.docx
+++ b/documentos/semana-2/estrategia_pruebas_solventa.docx
@@ -1260,7 +1260,7 @@
           </w:tcPr>
           <w:p>
             <w:r>
-              <w:t xml:space="preserve">6 h</w:t>
+              <w:t xml:space="preserve">12 h</w:t>
             </w:r>
           </w:p>
         </w:tc>
@@ -1307,7 +1307,7 @@
           </w:tcPr>
           <w:p>
             <w:r>
-              <w:t xml:space="preserve">6 h</w:t>
+              <w:t xml:space="preserve">12 h</w:t>
             </w:r>
           </w:p>
         </w:tc>
@@ -1354,7 +1354,7 @@
           </w:tcPr>
           <w:p>
             <w:r>
-              <w:t xml:space="preserve">6 h</w:t>
+              <w:t xml:space="preserve">12 h</w:t>
             </w:r>
           </w:p>
         </w:tc>
@@ -1401,7 +1401,7 @@
           </w:tcPr>
           <w:p>
             <w:r>
-              <w:t xml:space="preserve">6 h</w:t>
+              <w:t xml:space="preserve">12 h</w:t>
             </w:r>
           </w:p>
         </w:tc>
@@ -1456,7 +1456,7 @@
               <w:rPr>
                 <w:b/>
               </w:rPr>
-              <w:t xml:space="preserve">24 h/semana</w:t>
+              <w:t xml:space="preserve">48 h/semana</w:t>
             </w:r>
           </w:p>
         </w:tc>
@@ -2941,7 +2941,7 @@
         <w:rPr>
           <w:b/>
         </w:rPr>
-        <w:t xml:space="preserve">Total de horas disponibles: 8 semanas × 24 h/semana = 192 horas</w:t>
+        <w:t xml:space="preserve">Total de horas disponibles: 8 semanas × 48 h/semana = 384 horas</w:t>
       </w:r>
     </w:p>
     <w:tbl>
@@ -3094,7 +3094,7 @@
           </w:tcPr>
           <w:p>
             <w:r>
-              <w:t xml:space="preserve">48 h</w:t>
+              <w:t xml:space="preserve">96 h</w:t>
             </w:r>
           </w:p>
         </w:tc>
@@ -3171,7 +3171,7 @@
           </w:tcPr>
           <w:p>
             <w:r>
-              <w:t xml:space="preserve">48 h</w:t>
+              <w:t xml:space="preserve">96 h</w:t>
             </w:r>
           </w:p>
         </w:tc>
@@ -3248,6 +3248,160 @@
           </w:tcPr>
           <w:p>
             <w:r>
+              <w:t xml:space="preserve">72 h</w:t>
+            </w:r>
+          </w:p>
+        </w:tc>
+        <w:tc>
+          <w:tcPr>
+            <w:tcBorders>
+              <w:top w:val="single" w:sz="4" w:space="0" w:color="AAAAAA"/>
+              <w:left w:val="single" w:sz="4" w:space="0" w:color="AAAAAA"/>
+              <w:bottom w:val="single" w:sz="4" w:space="0" w:color="AAAAAA"/>
+              <w:right w:val="single" w:sz="4" w:space="0" w:color="AAAAAA"/>
+            </w:tcBorders>
+          </w:tcPr>
+          <w:p>
+            <w:r>
+              <w:t xml:space="preserve">19 %</w:t>
+            </w:r>
+          </w:p>
+        </w:tc>
+        <w:tc>
+          <w:tcPr>
+            <w:tcBorders>
+              <w:top w:val="single" w:sz="4" w:space="0" w:color="AAAAAA"/>
+              <w:left w:val="single" w:sz="4" w:space="0" w:color="AAAAAA"/>
+              <w:bottom w:val="single" w:sz="4" w:space="0" w:color="AAAAAA"/>
+              <w:right w:val="single" w:sz="4" w:space="0" w:color="AAAAAA"/>
+            </w:tcBorders>
+          </w:tcPr>
+          <w:p>
+            <w:r>
+              <w:t xml:space="preserve">Miguel Gómez</w:t>
+            </w:r>
+          </w:p>
+        </w:tc>
+      </w:tr>
+      <w:tr>
+        <w:tc>
+          <w:tcPr>
+            <w:tcBorders>
+              <w:top w:val="single" w:sz="4" w:space="0" w:color="AAAAAA"/>
+              <w:left w:val="single" w:sz="4" w:space="0" w:color="AAAAAA"/>
+              <w:bottom w:val="single" w:sz="4" w:space="0" w:color="AAAAAA"/>
+              <w:right w:val="single" w:sz="4" w:space="0" w:color="AAAAAA"/>
+            </w:tcBorders>
+          </w:tcPr>
+          <w:p>
+            <w:r>
+              <w:t xml:space="preserve">Usabilidad / exploratoria (T5)</w:t>
+            </w:r>
+          </w:p>
+        </w:tc>
+        <w:tc>
+          <w:tcPr>
+            <w:tcBorders>
+              <w:top w:val="single" w:sz="4" w:space="0" w:color="AAAAAA"/>
+              <w:left w:val="single" w:sz="4" w:space="0" w:color="AAAAAA"/>
+              <w:bottom w:val="single" w:sz="4" w:space="0" w:color="AAAAAA"/>
+              <w:right w:val="single" w:sz="4" w:space="0" w:color="AAAAAA"/>
+            </w:tcBorders>
+          </w:tcPr>
+          <w:p>
+            <w:r>
+              <w:t xml:space="preserve">6, 7</w:t>
+            </w:r>
+          </w:p>
+        </w:tc>
+        <w:tc>
+          <w:tcPr>
+            <w:tcBorders>
+              <w:top w:val="single" w:sz="4" w:space="0" w:color="AAAAAA"/>
+              <w:left w:val="single" w:sz="4" w:space="0" w:color="AAAAAA"/>
+              <w:bottom w:val="single" w:sz="4" w:space="0" w:color="AAAAAA"/>
+              <w:right w:val="single" w:sz="4" w:space="0" w:color="AAAAAA"/>
+            </w:tcBorders>
+          </w:tcPr>
+          <w:p>
+            <w:r>
+              <w:t xml:space="preserve">60 h</w:t>
+            </w:r>
+          </w:p>
+        </w:tc>
+        <w:tc>
+          <w:tcPr>
+            <w:tcBorders>
+              <w:top w:val="single" w:sz="4" w:space="0" w:color="AAAAAA"/>
+              <w:left w:val="single" w:sz="4" w:space="0" w:color="AAAAAA"/>
+              <w:bottom w:val="single" w:sz="4" w:space="0" w:color="AAAAAA"/>
+              <w:right w:val="single" w:sz="4" w:space="0" w:color="AAAAAA"/>
+            </w:tcBorders>
+          </w:tcPr>
+          <w:p>
+            <w:r>
+              <w:t xml:space="preserve">16 %</w:t>
+            </w:r>
+          </w:p>
+        </w:tc>
+        <w:tc>
+          <w:tcPr>
+            <w:tcBorders>
+              <w:top w:val="single" w:sz="4" w:space="0" w:color="AAAAAA"/>
+              <w:left w:val="single" w:sz="4" w:space="0" w:color="AAAAAA"/>
+              <w:bottom w:val="single" w:sz="4" w:space="0" w:color="AAAAAA"/>
+              <w:right w:val="single" w:sz="4" w:space="0" w:color="AAAAAA"/>
+            </w:tcBorders>
+          </w:tcPr>
+          <w:p>
+            <w:r>
+              <w:t xml:space="preserve">Jazmin Córdoba</w:t>
+            </w:r>
+          </w:p>
+        </w:tc>
+      </w:tr>
+      <w:tr>
+        <w:tc>
+          <w:tcPr>
+            <w:tcBorders>
+              <w:top w:val="single" w:sz="4" w:space="0" w:color="AAAAAA"/>
+              <w:left w:val="single" w:sz="4" w:space="0" w:color="AAAAAA"/>
+              <w:bottom w:val="single" w:sz="4" w:space="0" w:color="AAAAAA"/>
+              <w:right w:val="single" w:sz="4" w:space="0" w:color="AAAAAA"/>
+            </w:tcBorders>
+          </w:tcPr>
+          <w:p>
+            <w:r>
+              <w:t xml:space="preserve">Seguridad (T6)</w:t>
+            </w:r>
+          </w:p>
+        </w:tc>
+        <w:tc>
+          <w:tcPr>
+            <w:tcBorders>
+              <w:top w:val="single" w:sz="4" w:space="0" w:color="AAAAAA"/>
+              <w:left w:val="single" w:sz="4" w:space="0" w:color="AAAAAA"/>
+              <w:bottom w:val="single" w:sz="4" w:space="0" w:color="AAAAAA"/>
+              <w:right w:val="single" w:sz="4" w:space="0" w:color="AAAAAA"/>
+            </w:tcBorders>
+          </w:tcPr>
+          <w:p>
+            <w:r>
+              <w:t xml:space="preserve">7, 8</w:t>
+            </w:r>
+          </w:p>
+        </w:tc>
+        <w:tc>
+          <w:tcPr>
+            <w:tcBorders>
+              <w:top w:val="single" w:sz="4" w:space="0" w:color="AAAAAA"/>
+              <w:left w:val="single" w:sz="4" w:space="0" w:color="AAAAAA"/>
+              <w:bottom w:val="single" w:sz="4" w:space="0" w:color="AAAAAA"/>
+              <w:right w:val="single" w:sz="4" w:space="0" w:color="AAAAAA"/>
+            </w:tcBorders>
+          </w:tcPr>
+          <w:p>
+            <w:r>
               <w:t xml:space="preserve">36 h</w:t>
             </w:r>
           </w:p>
@@ -3263,7 +3417,7 @@
           </w:tcPr>
           <w:p>
             <w:r>
-              <w:t xml:space="preserve">19 %</w:t>
+              <w:t xml:space="preserve">9 %</w:t>
             </w:r>
           </w:p>
         </w:tc>
@@ -3295,160 +3449,6 @@
           </w:tcPr>
           <w:p>
             <w:r>
-              <w:t xml:space="preserve">Usabilidad / exploratoria (T5)</w:t>
-            </w:r>
-          </w:p>
-        </w:tc>
-        <w:tc>
-          <w:tcPr>
-            <w:tcBorders>
-              <w:top w:val="single" w:sz="4" w:space="0" w:color="AAAAAA"/>
-              <w:left w:val="single" w:sz="4" w:space="0" w:color="AAAAAA"/>
-              <w:bottom w:val="single" w:sz="4" w:space="0" w:color="AAAAAA"/>
-              <w:right w:val="single" w:sz="4" w:space="0" w:color="AAAAAA"/>
-            </w:tcBorders>
-          </w:tcPr>
-          <w:p>
-            <w:r>
-              <w:t xml:space="preserve">6, 7</w:t>
-            </w:r>
-          </w:p>
-        </w:tc>
-        <w:tc>
-          <w:tcPr>
-            <w:tcBorders>
-              <w:top w:val="single" w:sz="4" w:space="0" w:color="AAAAAA"/>
-              <w:left w:val="single" w:sz="4" w:space="0" w:color="AAAAAA"/>
-              <w:bottom w:val="single" w:sz="4" w:space="0" w:color="AAAAAA"/>
-              <w:right w:val="single" w:sz="4" w:space="0" w:color="AAAAAA"/>
-            </w:tcBorders>
-          </w:tcPr>
-          <w:p>
-            <w:r>
-              <w:t xml:space="preserve">30 h</w:t>
-            </w:r>
-          </w:p>
-        </w:tc>
-        <w:tc>
-          <w:tcPr>
-            <w:tcBorders>
-              <w:top w:val="single" w:sz="4" w:space="0" w:color="AAAAAA"/>
-              <w:left w:val="single" w:sz="4" w:space="0" w:color="AAAAAA"/>
-              <w:bottom w:val="single" w:sz="4" w:space="0" w:color="AAAAAA"/>
-              <w:right w:val="single" w:sz="4" w:space="0" w:color="AAAAAA"/>
-            </w:tcBorders>
-          </w:tcPr>
-          <w:p>
-            <w:r>
-              <w:t xml:space="preserve">16 %</w:t>
-            </w:r>
-          </w:p>
-        </w:tc>
-        <w:tc>
-          <w:tcPr>
-            <w:tcBorders>
-              <w:top w:val="single" w:sz="4" w:space="0" w:color="AAAAAA"/>
-              <w:left w:val="single" w:sz="4" w:space="0" w:color="AAAAAA"/>
-              <w:bottom w:val="single" w:sz="4" w:space="0" w:color="AAAAAA"/>
-              <w:right w:val="single" w:sz="4" w:space="0" w:color="AAAAAA"/>
-            </w:tcBorders>
-          </w:tcPr>
-          <w:p>
-            <w:r>
-              <w:t xml:space="preserve">Jazmin Córdoba</w:t>
-            </w:r>
-          </w:p>
-        </w:tc>
-      </w:tr>
-      <w:tr>
-        <w:tc>
-          <w:tcPr>
-            <w:tcBorders>
-              <w:top w:val="single" w:sz="4" w:space="0" w:color="AAAAAA"/>
-              <w:left w:val="single" w:sz="4" w:space="0" w:color="AAAAAA"/>
-              <w:bottom w:val="single" w:sz="4" w:space="0" w:color="AAAAAA"/>
-              <w:right w:val="single" w:sz="4" w:space="0" w:color="AAAAAA"/>
-            </w:tcBorders>
-          </w:tcPr>
-          <w:p>
-            <w:r>
-              <w:t xml:space="preserve">Seguridad (T6)</w:t>
-            </w:r>
-          </w:p>
-        </w:tc>
-        <w:tc>
-          <w:tcPr>
-            <w:tcBorders>
-              <w:top w:val="single" w:sz="4" w:space="0" w:color="AAAAAA"/>
-              <w:left w:val="single" w:sz="4" w:space="0" w:color="AAAAAA"/>
-              <w:bottom w:val="single" w:sz="4" w:space="0" w:color="AAAAAA"/>
-              <w:right w:val="single" w:sz="4" w:space="0" w:color="AAAAAA"/>
-            </w:tcBorders>
-          </w:tcPr>
-          <w:p>
-            <w:r>
-              <w:t xml:space="preserve">7, 8</w:t>
-            </w:r>
-          </w:p>
-        </w:tc>
-        <w:tc>
-          <w:tcPr>
-            <w:tcBorders>
-              <w:top w:val="single" w:sz="4" w:space="0" w:color="AAAAAA"/>
-              <w:left w:val="single" w:sz="4" w:space="0" w:color="AAAAAA"/>
-              <w:bottom w:val="single" w:sz="4" w:space="0" w:color="AAAAAA"/>
-              <w:right w:val="single" w:sz="4" w:space="0" w:color="AAAAAA"/>
-            </w:tcBorders>
-          </w:tcPr>
-          <w:p>
-            <w:r>
-              <w:t xml:space="preserve">18 h</w:t>
-            </w:r>
-          </w:p>
-        </w:tc>
-        <w:tc>
-          <w:tcPr>
-            <w:tcBorders>
-              <w:top w:val="single" w:sz="4" w:space="0" w:color="AAAAAA"/>
-              <w:left w:val="single" w:sz="4" w:space="0" w:color="AAAAAA"/>
-              <w:bottom w:val="single" w:sz="4" w:space="0" w:color="AAAAAA"/>
-              <w:right w:val="single" w:sz="4" w:space="0" w:color="AAAAAA"/>
-            </w:tcBorders>
-          </w:tcPr>
-          <w:p>
-            <w:r>
-              <w:t xml:space="preserve">9 %</w:t>
-            </w:r>
-          </w:p>
-        </w:tc>
-        <w:tc>
-          <w:tcPr>
-            <w:tcBorders>
-              <w:top w:val="single" w:sz="4" w:space="0" w:color="AAAAAA"/>
-              <w:left w:val="single" w:sz="4" w:space="0" w:color="AAAAAA"/>
-              <w:bottom w:val="single" w:sz="4" w:space="0" w:color="AAAAAA"/>
-              <w:right w:val="single" w:sz="4" w:space="0" w:color="AAAAAA"/>
-            </w:tcBorders>
-          </w:tcPr>
-          <w:p>
-            <w:r>
-              <w:t xml:space="preserve">Miguel Gómez</w:t>
-            </w:r>
-          </w:p>
-        </w:tc>
-      </w:tr>
-      <w:tr>
-        <w:tc>
-          <w:tcPr>
-            <w:tcBorders>
-              <w:top w:val="single" w:sz="4" w:space="0" w:color="AAAAAA"/>
-              <w:left w:val="single" w:sz="4" w:space="0" w:color="AAAAAA"/>
-              <w:bottom w:val="single" w:sz="4" w:space="0" w:color="AAAAAA"/>
-              <w:right w:val="single" w:sz="4" w:space="0" w:color="AAAAAA"/>
-            </w:tcBorders>
-          </w:tcPr>
-          <w:p>
-            <w:r>
               <w:t xml:space="preserve">Internacionalización (T7)</w:t>
             </w:r>
           </w:p>
@@ -3479,7 +3479,7 @@
           </w:tcPr>
           <w:p>
             <w:r>
-              <w:t xml:space="preserve">12 h</w:t>
+              <w:t xml:space="preserve">24 h</w:t>
             </w:r>
           </w:p>
         </w:tc>
@@ -3564,7 +3564,7 @@
               <w:rPr>
                 <w:b/>
               </w:rPr>
-              <w:t xml:space="preserve">192 h</w:t>
+              <w:t xml:space="preserve">384 h</w:t>
             </w:r>
           </w:p>
         </w:tc>
